--- a/Acordes domingo/wachin/El Señor es mi Rey (Cm Capo 1)(Facil) - Tony Perez.docx
+++ b/Acordes domingo/wachin/El Señor es mi Rey (Cm Capo 1)(Facil) - Tony Perez.docx
@@ -5,11 +5,31 @@
     <w:p>
       <w:pPr>
         <w:pStyle w:val="Normal"/>
-        <w:rPr>
-          <w:b w:val="false"/>
-          <w:b w:val="false"/>
+        <w:spacing w:lineRule="auto" w:line="240"/>
+        <w:rPr>
+          <w:sz w:val="13"/>
+          <w:szCs w:val="13"/>
+        </w:rPr>
+      </w:pPr>
+      <w:r>
+        <w:rPr>
+          <w:rFonts w:eastAsia="Courier 10 Pitch" w:cs="Consolas"/>
+          <w:b/>
           <w:bCs w:val="false"/>
           <w:color w:val="FF0000"/>
+          <w:sz w:val="13"/>
+          <w:szCs w:val="13"/>
+        </w:rPr>
+        <w:t>El Señor es mi Rey (Cm Capo 1)(Fácil)</w:t>
+      </w:r>
+    </w:p>
+    <w:p>
+      <w:pPr>
+        <w:pStyle w:val="Normal"/>
+        <w:spacing w:lineRule="auto" w:line="240"/>
+        <w:rPr>
+          <w:sz w:val="13"/>
+          <w:szCs w:val="13"/>
         </w:rPr>
       </w:pPr>
       <w:r>
@@ -18,42 +38,383 @@
           <w:b/>
           <w:bCs w:val="false"/>
           <w:color w:val="FF0000"/>
-          <w:sz w:val="12"/>
-          <w:szCs w:val="12"/>
-        </w:rPr>
-        <w:t xml:space="preserve">El Señor es mi Rey (Cm </w:t>
-      </w:r>
+          <w:sz w:val="13"/>
+          <w:szCs w:val="13"/>
+        </w:rPr>
+        <w:t>Tony Perez</w:t>
+      </w:r>
+    </w:p>
+    <w:p>
+      <w:pPr>
+        <w:pStyle w:val="Normal"/>
+        <w:spacing w:lineRule="auto" w:line="240"/>
+        <w:rPr>
+          <w:sz w:val="13"/>
+          <w:szCs w:val="13"/>
+        </w:rPr>
+      </w:pPr>
+      <w:r>
+        <w:rPr>
+          <w:rFonts w:eastAsia="Courier 10 Pitch" w:cs="Consolas"/>
+          <w:b w:val="false"/>
+          <w:bCs w:val="false"/>
+          <w:color w:val="auto"/>
+          <w:sz w:val="13"/>
+          <w:szCs w:val="13"/>
+        </w:rPr>
+        <w:t>Poner Capotraste en la 1ra</w:t>
+      </w:r>
+    </w:p>
+    <w:p>
+      <w:pPr>
+        <w:pStyle w:val="Normal"/>
+        <w:spacing w:lineRule="auto" w:line="240"/>
+        <w:rPr>
+          <w:b w:val="false"/>
+          <w:b w:val="false"/>
+          <w:bCs w:val="false"/>
+          <w:color w:val="auto"/>
+          <w:sz w:val="13"/>
+          <w:szCs w:val="13"/>
+        </w:rPr>
+      </w:pPr>
+      <w:r>
+        <w:rPr>
+          <w:b w:val="false"/>
+          <w:bCs w:val="false"/>
+          <w:color w:val="auto"/>
+          <w:sz w:val="13"/>
+          <w:szCs w:val="13"/>
+        </w:rPr>
+      </w:r>
+    </w:p>
+    <w:p>
+      <w:pPr>
+        <w:pStyle w:val="Normal"/>
+        <w:spacing w:lineRule="auto" w:line="240"/>
+        <w:rPr>
+          <w:sz w:val="13"/>
+          <w:szCs w:val="13"/>
+        </w:rPr>
+      </w:pPr>
       <w:r>
         <w:rPr>
           <w:rFonts w:eastAsia="Courier 10 Pitch" w:cs="Consolas"/>
           <w:b/>
           <w:bCs w:val="false"/>
-          <w:color w:val="FF0000"/>
-          <w:sz w:val="12"/>
-          <w:szCs w:val="12"/>
-        </w:rPr>
-        <w:t>Capo 1)(Fácil</w:t>
-      </w:r>
+          <w:color w:val="1C99E0"/>
+          <w:sz w:val="13"/>
+          <w:szCs w:val="13"/>
+        </w:rPr>
+        <w:t>[Intro]</w:t>
+      </w:r>
+    </w:p>
+    <w:p>
+      <w:pPr>
+        <w:pStyle w:val="Normal"/>
+        <w:spacing w:lineRule="auto" w:line="240"/>
+        <w:rPr>
+          <w:sz w:val="13"/>
+          <w:szCs w:val="13"/>
+        </w:rPr>
+      </w:pPr>
+      <w:r>
+        <w:rPr>
+          <w:rFonts w:eastAsia="Courier 10 Pitch" w:cs="Consolas"/>
+          <w:b w:val="false"/>
+          <w:bCs w:val="false"/>
+          <w:color w:val="auto"/>
+          <w:sz w:val="13"/>
+          <w:szCs w:val="13"/>
+        </w:rPr>
+        <w:t>Bm  A</w:t>
+      </w:r>
+    </w:p>
+    <w:p>
+      <w:pPr>
+        <w:pStyle w:val="Normal"/>
+        <w:spacing w:lineRule="auto" w:line="240"/>
+        <w:rPr>
+          <w:sz w:val="13"/>
+          <w:szCs w:val="13"/>
+        </w:rPr>
+      </w:pPr>
+      <w:r>
+        <w:rPr>
+          <w:rFonts w:eastAsia="Courier 10 Pitch" w:cs="Consolas"/>
+          <w:b w:val="false"/>
+          <w:bCs w:val="false"/>
+          <w:color w:val="auto"/>
+          <w:sz w:val="13"/>
+          <w:szCs w:val="13"/>
+        </w:rPr>
+        <w:t>Bm  A</w:t>
+      </w:r>
+    </w:p>
+    <w:p>
+      <w:pPr>
+        <w:pStyle w:val="Normal"/>
+        <w:spacing w:lineRule="auto" w:line="240"/>
+        <w:rPr>
+          <w:sz w:val="13"/>
+          <w:szCs w:val="13"/>
+        </w:rPr>
+      </w:pPr>
+      <w:r>
+        <w:rPr>
+          <w:rFonts w:eastAsia="Courier 10 Pitch" w:cs="Consolas"/>
+          <w:b w:val="false"/>
+          <w:bCs w:val="false"/>
+          <w:color w:val="auto"/>
+          <w:sz w:val="13"/>
+          <w:szCs w:val="13"/>
+        </w:rPr>
+        <w:t>G   D</w:t>
+      </w:r>
+    </w:p>
+    <w:p>
+      <w:pPr>
+        <w:pStyle w:val="Normal"/>
+        <w:spacing w:lineRule="auto" w:line="240"/>
+        <w:rPr>
+          <w:sz w:val="13"/>
+          <w:szCs w:val="13"/>
+        </w:rPr>
+      </w:pPr>
+      <w:r>
+        <w:rPr>
+          <w:rFonts w:eastAsia="Courier 10 Pitch" w:cs="Consolas"/>
+          <w:b w:val="false"/>
+          <w:bCs w:val="false"/>
+          <w:color w:val="auto"/>
+          <w:sz w:val="13"/>
+          <w:szCs w:val="13"/>
+        </w:rPr>
+        <w:t>G   D</w:t>
+      </w:r>
+    </w:p>
+    <w:p>
+      <w:pPr>
+        <w:pStyle w:val="Normal"/>
+        <w:spacing w:lineRule="auto" w:line="240"/>
+        <w:rPr>
+          <w:sz w:val="13"/>
+          <w:szCs w:val="13"/>
+        </w:rPr>
+      </w:pPr>
+      <w:r>
+        <w:rPr>
+          <w:rFonts w:eastAsia="Courier 10 Pitch" w:cs="Consolas"/>
+          <w:b w:val="false"/>
+          <w:bCs w:val="false"/>
+          <w:color w:val="auto"/>
+          <w:sz w:val="13"/>
+          <w:szCs w:val="13"/>
+        </w:rPr>
+        <w:t>G   D</w:t>
+      </w:r>
+    </w:p>
+    <w:p>
+      <w:pPr>
+        <w:pStyle w:val="Normal"/>
+        <w:spacing w:lineRule="auto" w:line="240"/>
+        <w:rPr>
+          <w:sz w:val="13"/>
+          <w:szCs w:val="13"/>
+        </w:rPr>
+      </w:pPr>
+      <w:r>
+        <w:rPr>
+          <w:rFonts w:eastAsia="Courier 10 Pitch" w:cs="Consolas"/>
+          <w:b w:val="false"/>
+          <w:bCs w:val="false"/>
+          <w:color w:val="auto"/>
+          <w:sz w:val="13"/>
+          <w:szCs w:val="13"/>
+        </w:rPr>
+        <w:t>G   Bm A Bm</w:t>
+      </w:r>
+    </w:p>
+    <w:p>
+      <w:pPr>
+        <w:pStyle w:val="Normal"/>
+        <w:spacing w:lineRule="auto" w:line="240"/>
+        <w:rPr>
+          <w:b w:val="false"/>
+          <w:b w:val="false"/>
+          <w:bCs w:val="false"/>
+          <w:color w:val="auto"/>
+          <w:sz w:val="13"/>
+          <w:szCs w:val="13"/>
+        </w:rPr>
+      </w:pPr>
+      <w:r>
+        <w:rPr>
+          <w:b w:val="false"/>
+          <w:bCs w:val="false"/>
+          <w:color w:val="auto"/>
+          <w:sz w:val="13"/>
+          <w:szCs w:val="13"/>
+        </w:rPr>
+      </w:r>
+    </w:p>
+    <w:p>
+      <w:pPr>
+        <w:pStyle w:val="Normal"/>
+        <w:spacing w:lineRule="auto" w:line="240"/>
+        <w:rPr>
+          <w:sz w:val="13"/>
+          <w:szCs w:val="13"/>
+        </w:rPr>
+      </w:pPr>
       <w:r>
         <w:rPr>
           <w:rFonts w:eastAsia="Courier 10 Pitch" w:cs="Consolas"/>
           <w:b/>
           <w:bCs w:val="false"/>
-          <w:color w:val="FF0000"/>
-          <w:sz w:val="12"/>
-          <w:szCs w:val="12"/>
-        </w:rPr>
-        <w:t>)</w:t>
-      </w:r>
-    </w:p>
-    <w:p>
-      <w:pPr>
-        <w:pStyle w:val="Normal"/>
-        <w:rPr>
-          <w:b w:val="false"/>
-          <w:b w:val="false"/>
-          <w:bCs w:val="false"/>
-          <w:color w:val="FF0000"/>
+          <w:color w:val="1C99E0"/>
+          <w:sz w:val="13"/>
+          <w:szCs w:val="13"/>
+        </w:rPr>
+        <w:t>[Verso x2]</w:t>
+      </w:r>
+    </w:p>
+    <w:p>
+      <w:pPr>
+        <w:pStyle w:val="Normal"/>
+        <w:spacing w:lineRule="auto" w:line="240"/>
+        <w:rPr>
+          <w:sz w:val="13"/>
+          <w:szCs w:val="13"/>
+        </w:rPr>
+      </w:pPr>
+      <w:r>
+        <w:rPr>
+          <w:rFonts w:eastAsia="Courier 10 Pitch" w:cs="Consolas"/>
+          <w:b w:val="false"/>
+          <w:bCs w:val="false"/>
+          <w:color w:val="auto"/>
+          <w:sz w:val="13"/>
+          <w:szCs w:val="13"/>
+        </w:rPr>
+        <w:t>Bm                       A    Bm</w:t>
+      </w:r>
+    </w:p>
+    <w:p>
+      <w:pPr>
+        <w:pStyle w:val="Normal"/>
+        <w:spacing w:lineRule="auto" w:line="240"/>
+        <w:rPr>
+          <w:sz w:val="13"/>
+          <w:szCs w:val="13"/>
+        </w:rPr>
+      </w:pPr>
+      <w:r>
+        <w:rPr>
+          <w:rFonts w:eastAsia="Courier 10 Pitch" w:cs="Consolas"/>
+          <w:b w:val="false"/>
+          <w:bCs w:val="false"/>
+          <w:color w:val="auto"/>
+          <w:sz w:val="13"/>
+          <w:szCs w:val="13"/>
+        </w:rPr>
+        <w:t xml:space="preserve">  </w:t>
+      </w:r>
+      <w:r>
+        <w:rPr>
+          <w:rFonts w:eastAsia="Courier 10 Pitch" w:cs="Consolas"/>
+          <w:b w:val="false"/>
+          <w:bCs w:val="false"/>
+          <w:color w:val="auto"/>
+          <w:sz w:val="13"/>
+          <w:szCs w:val="13"/>
+        </w:rPr>
+        <w:t>El Señor es mi Rey mi todo</w:t>
+      </w:r>
+    </w:p>
+    <w:p>
+      <w:pPr>
+        <w:pStyle w:val="Normal"/>
+        <w:spacing w:lineRule="auto" w:line="240"/>
+        <w:rPr>
+          <w:sz w:val="13"/>
+          <w:szCs w:val="13"/>
+        </w:rPr>
+      </w:pPr>
+      <w:r>
+        <w:rPr>
+          <w:rFonts w:eastAsia="Courier 10 Pitch" w:cs="Consolas"/>
+          <w:b w:val="false"/>
+          <w:bCs w:val="false"/>
+          <w:color w:val="auto"/>
+          <w:sz w:val="13"/>
+          <w:szCs w:val="13"/>
+        </w:rPr>
+        <w:t xml:space="preserve">                       </w:t>
+      </w:r>
+      <w:r>
+        <w:rPr>
+          <w:rFonts w:eastAsia="Courier 10 Pitch" w:cs="Consolas"/>
+          <w:b w:val="false"/>
+          <w:bCs w:val="false"/>
+          <w:color w:val="auto"/>
+          <w:sz w:val="13"/>
+          <w:szCs w:val="13"/>
+        </w:rPr>
+        <w:t>A   G</w:t>
+      </w:r>
+    </w:p>
+    <w:p>
+      <w:pPr>
+        <w:pStyle w:val="Normal"/>
+        <w:spacing w:lineRule="auto" w:line="240"/>
+        <w:rPr>
+          <w:sz w:val="13"/>
+          <w:szCs w:val="13"/>
+        </w:rPr>
+      </w:pPr>
+      <w:r>
+        <w:rPr>
+          <w:rFonts w:eastAsia="Courier 10 Pitch" w:cs="Consolas"/>
+          <w:b w:val="false"/>
+          <w:bCs w:val="false"/>
+          <w:color w:val="auto"/>
+          <w:sz w:val="13"/>
+          <w:szCs w:val="13"/>
+        </w:rPr>
+        <w:t>El Señor es mi Luz mi Rey</w:t>
+      </w:r>
+    </w:p>
+    <w:p>
+      <w:pPr>
+        <w:pStyle w:val="Normal"/>
+        <w:spacing w:lineRule="auto" w:line="240"/>
+        <w:rPr>
+          <w:b w:val="false"/>
+          <w:b w:val="false"/>
+          <w:bCs w:val="false"/>
+          <w:color w:val="auto"/>
+          <w:sz w:val="13"/>
+          <w:szCs w:val="13"/>
+        </w:rPr>
+      </w:pPr>
+      <w:r>
+        <w:rPr>
+          <w:b w:val="false"/>
+          <w:bCs w:val="false"/>
+          <w:color w:val="auto"/>
+          <w:sz w:val="13"/>
+          <w:szCs w:val="13"/>
+        </w:rPr>
+      </w:r>
+    </w:p>
+    <w:p>
+      <w:pPr>
+        <w:pStyle w:val="Normal"/>
+        <w:spacing w:lineRule="auto" w:line="240"/>
+        <w:rPr>
+          <w:sz w:val="13"/>
+          <w:szCs w:val="13"/>
         </w:rPr>
       </w:pPr>
       <w:r>
@@ -61,393 +422,9 @@
           <w:rFonts w:eastAsia="Courier 10 Pitch" w:cs="Consolas"/>
           <w:b/>
           <w:bCs w:val="false"/>
-          <w:color w:val="FF0000"/>
-          <w:sz w:val="12"/>
-          <w:szCs w:val="12"/>
-        </w:rPr>
-        <w:t>Tony Perez</w:t>
-      </w:r>
-    </w:p>
-    <w:p>
-      <w:pPr>
-        <w:pStyle w:val="Normal"/>
-        <w:rPr>
-          <w:b w:val="false"/>
-          <w:b w:val="false"/>
-          <w:bCs w:val="false"/>
-          <w:color w:val="auto"/>
-        </w:rPr>
-      </w:pPr>
-      <w:r>
-        <w:rPr>
-          <w:rFonts w:eastAsia="Courier 10 Pitch" w:cs="Consolas"/>
-          <w:b w:val="false"/>
-          <w:bCs w:val="false"/>
-          <w:color w:val="auto"/>
-          <w:sz w:val="12"/>
-          <w:szCs w:val="12"/>
-        </w:rPr>
-        <w:t>Poner Capotraste en la 1ra</w:t>
-      </w:r>
-    </w:p>
-    <w:p>
-      <w:pPr>
-        <w:pStyle w:val="Normal"/>
-        <w:rPr>
-          <w:b w:val="false"/>
-          <w:b w:val="false"/>
-          <w:bCs w:val="false"/>
-          <w:color w:val="auto"/>
-        </w:rPr>
-      </w:pPr>
-      <w:r>
-        <w:rPr>
-          <w:b w:val="false"/>
-          <w:bCs w:val="false"/>
-          <w:color w:val="auto"/>
-        </w:rPr>
-      </w:r>
-    </w:p>
-    <w:p>
-      <w:pPr>
-        <w:pStyle w:val="Normal"/>
-        <w:rPr>
-          <w:b w:val="false"/>
-          <w:b w:val="false"/>
-          <w:bCs w:val="false"/>
           <w:color w:val="1C99E0"/>
-        </w:rPr>
-      </w:pPr>
-      <w:r>
-        <w:rPr>
-          <w:rFonts w:eastAsia="Courier 10 Pitch" w:cs="Consolas"/>
-          <w:b/>
-          <w:bCs w:val="false"/>
-          <w:color w:val="1C99E0"/>
-          <w:sz w:val="12"/>
-          <w:szCs w:val="12"/>
-        </w:rPr>
-        <w:t>[Intro]</w:t>
-      </w:r>
-    </w:p>
-    <w:p>
-      <w:pPr>
-        <w:pStyle w:val="Normal"/>
-        <w:rPr>
-          <w:b w:val="false"/>
-          <w:b w:val="false"/>
-          <w:bCs w:val="false"/>
-          <w:color w:val="auto"/>
-        </w:rPr>
-      </w:pPr>
-      <w:r>
-        <w:rPr>
-          <w:rFonts w:eastAsia="Courier 10 Pitch" w:cs="Consolas"/>
-          <w:b w:val="false"/>
-          <w:bCs w:val="false"/>
-          <w:color w:val="auto"/>
-          <w:sz w:val="12"/>
-          <w:szCs w:val="12"/>
-        </w:rPr>
-        <w:t>Bm  A</w:t>
-      </w:r>
-    </w:p>
-    <w:p>
-      <w:pPr>
-        <w:pStyle w:val="Normal"/>
-        <w:rPr>
-          <w:b w:val="false"/>
-          <w:b w:val="false"/>
-          <w:bCs w:val="false"/>
-          <w:color w:val="auto"/>
-        </w:rPr>
-      </w:pPr>
-      <w:r>
-        <w:rPr>
-          <w:rFonts w:eastAsia="Courier 10 Pitch" w:cs="Consolas"/>
-          <w:b w:val="false"/>
-          <w:bCs w:val="false"/>
-          <w:color w:val="auto"/>
-          <w:sz w:val="12"/>
-          <w:szCs w:val="12"/>
-        </w:rPr>
-        <w:t>Bm  A</w:t>
-      </w:r>
-    </w:p>
-    <w:p>
-      <w:pPr>
-        <w:pStyle w:val="Normal"/>
-        <w:rPr>
-          <w:b w:val="false"/>
-          <w:b w:val="false"/>
-          <w:bCs w:val="false"/>
-          <w:color w:val="auto"/>
-        </w:rPr>
-      </w:pPr>
-      <w:r>
-        <w:rPr>
-          <w:rFonts w:eastAsia="Courier 10 Pitch" w:cs="Consolas"/>
-          <w:b w:val="false"/>
-          <w:bCs w:val="false"/>
-          <w:color w:val="auto"/>
-          <w:sz w:val="12"/>
-          <w:szCs w:val="12"/>
-        </w:rPr>
-        <w:t>G   D</w:t>
-      </w:r>
-    </w:p>
-    <w:p>
-      <w:pPr>
-        <w:pStyle w:val="Normal"/>
-        <w:rPr>
-          <w:b w:val="false"/>
-          <w:b w:val="false"/>
-          <w:bCs w:val="false"/>
-          <w:color w:val="auto"/>
-        </w:rPr>
-      </w:pPr>
-      <w:r>
-        <w:rPr>
-          <w:rFonts w:eastAsia="Courier 10 Pitch" w:cs="Consolas"/>
-          <w:b w:val="false"/>
-          <w:bCs w:val="false"/>
-          <w:color w:val="auto"/>
-          <w:sz w:val="12"/>
-          <w:szCs w:val="12"/>
-        </w:rPr>
-        <w:t>G   D</w:t>
-      </w:r>
-    </w:p>
-    <w:p>
-      <w:pPr>
-        <w:pStyle w:val="Normal"/>
-        <w:rPr>
-          <w:b w:val="false"/>
-          <w:b w:val="false"/>
-          <w:bCs w:val="false"/>
-          <w:color w:val="auto"/>
-        </w:rPr>
-      </w:pPr>
-      <w:r>
-        <w:rPr>
-          <w:rFonts w:eastAsia="Courier 10 Pitch" w:cs="Consolas"/>
-          <w:b w:val="false"/>
-          <w:bCs w:val="false"/>
-          <w:color w:val="auto"/>
-          <w:sz w:val="12"/>
-          <w:szCs w:val="12"/>
-        </w:rPr>
-        <w:t>G   D</w:t>
-      </w:r>
-    </w:p>
-    <w:p>
-      <w:pPr>
-        <w:pStyle w:val="Normal"/>
-        <w:rPr>
-          <w:b w:val="false"/>
-          <w:b w:val="false"/>
-          <w:bCs w:val="false"/>
-          <w:color w:val="auto"/>
-        </w:rPr>
-      </w:pPr>
-      <w:r>
-        <w:rPr>
-          <w:rFonts w:eastAsia="Courier 10 Pitch" w:cs="Consolas"/>
-          <w:b w:val="false"/>
-          <w:bCs w:val="false"/>
-          <w:color w:val="auto"/>
-          <w:sz w:val="12"/>
-          <w:szCs w:val="12"/>
-        </w:rPr>
-        <w:t>G   Bm A Bm</w:t>
-      </w:r>
-    </w:p>
-    <w:p>
-      <w:pPr>
-        <w:pStyle w:val="Normal"/>
-        <w:rPr>
-          <w:b w:val="false"/>
-          <w:b w:val="false"/>
-          <w:bCs w:val="false"/>
-          <w:color w:val="auto"/>
-        </w:rPr>
-      </w:pPr>
-      <w:r>
-        <w:rPr>
-          <w:b w:val="false"/>
-          <w:bCs w:val="false"/>
-          <w:color w:val="auto"/>
-        </w:rPr>
-      </w:r>
-    </w:p>
-    <w:p>
-      <w:pPr>
-        <w:pStyle w:val="Normal"/>
-        <w:rPr>
-          <w:b w:val="false"/>
-          <w:b w:val="false"/>
-          <w:bCs w:val="false"/>
-          <w:color w:val="1C99E0"/>
-        </w:rPr>
-      </w:pPr>
-      <w:r>
-        <w:rPr>
-          <w:rFonts w:eastAsia="Courier 10 Pitch" w:cs="Consolas"/>
-          <w:b/>
-          <w:bCs w:val="false"/>
-          <w:color w:val="1C99E0"/>
-          <w:sz w:val="12"/>
-          <w:szCs w:val="12"/>
-        </w:rPr>
-        <w:t>[Verso x2]</w:t>
-      </w:r>
-    </w:p>
-    <w:p>
-      <w:pPr>
-        <w:pStyle w:val="Normal"/>
-        <w:rPr>
-          <w:b w:val="false"/>
-          <w:b w:val="false"/>
-          <w:bCs w:val="false"/>
-          <w:color w:val="auto"/>
-        </w:rPr>
-      </w:pPr>
-      <w:r>
-        <w:rPr>
-          <w:rFonts w:eastAsia="Courier 10 Pitch" w:cs="Consolas"/>
-          <w:b w:val="false"/>
-          <w:bCs w:val="false"/>
-          <w:color w:val="auto"/>
-          <w:sz w:val="12"/>
-          <w:szCs w:val="12"/>
-        </w:rPr>
-        <w:t>Bm                       A    Bm</w:t>
-      </w:r>
-    </w:p>
-    <w:p>
-      <w:pPr>
-        <w:pStyle w:val="Normal"/>
-        <w:rPr>
-          <w:b w:val="false"/>
-          <w:b w:val="false"/>
-          <w:bCs w:val="false"/>
-          <w:color w:val="auto"/>
-        </w:rPr>
-      </w:pPr>
-      <w:r>
-        <w:rPr>
-          <w:rFonts w:eastAsia="Courier 10 Pitch" w:cs="Consolas"/>
-          <w:b w:val="false"/>
-          <w:bCs w:val="false"/>
-          <w:color w:val="auto"/>
-          <w:sz w:val="12"/>
-          <w:szCs w:val="12"/>
-        </w:rPr>
-        <w:t xml:space="preserve">  </w:t>
-      </w:r>
-      <w:r>
-        <w:rPr>
-          <w:rFonts w:eastAsia="Courier 10 Pitch" w:cs="Consolas"/>
-          <w:b w:val="false"/>
-          <w:bCs w:val="false"/>
-          <w:color w:val="auto"/>
-          <w:sz w:val="12"/>
-          <w:szCs w:val="12"/>
-        </w:rPr>
-        <w:t>El Señor es mi Rey mi todo</w:t>
-      </w:r>
-    </w:p>
-    <w:p>
-      <w:pPr>
-        <w:pStyle w:val="Normal"/>
-        <w:rPr>
-          <w:b w:val="false"/>
-          <w:b w:val="false"/>
-          <w:bCs w:val="false"/>
-          <w:color w:val="auto"/>
-        </w:rPr>
-      </w:pPr>
-      <w:r>
-        <w:rPr>
-          <w:rFonts w:eastAsia="Courier 10 Pitch" w:cs="Consolas"/>
-          <w:b w:val="false"/>
-          <w:bCs w:val="false"/>
-          <w:color w:val="auto"/>
-          <w:sz w:val="12"/>
-          <w:szCs w:val="12"/>
-        </w:rPr>
-        <w:t xml:space="preserve">                       </w:t>
-      </w:r>
-      <w:r>
-        <w:rPr>
-          <w:rFonts w:eastAsia="Courier 10 Pitch" w:cs="Consolas"/>
-          <w:b w:val="false"/>
-          <w:bCs w:val="false"/>
-          <w:color w:val="auto"/>
-          <w:sz w:val="12"/>
-          <w:szCs w:val="12"/>
-        </w:rPr>
-        <w:t>A   G</w:t>
-      </w:r>
-    </w:p>
-    <w:p>
-      <w:pPr>
-        <w:pStyle w:val="Normal"/>
-        <w:rPr>
-          <w:b w:val="false"/>
-          <w:b w:val="false"/>
-          <w:bCs w:val="false"/>
-          <w:color w:val="auto"/>
-        </w:rPr>
-      </w:pPr>
-      <w:r>
-        <w:rPr>
-          <w:rFonts w:eastAsia="Courier 10 Pitch" w:cs="Consolas"/>
-          <w:b w:val="false"/>
-          <w:bCs w:val="false"/>
-          <w:color w:val="auto"/>
-          <w:sz w:val="12"/>
-          <w:szCs w:val="12"/>
-        </w:rPr>
-        <w:t>El Señor es mi Luz mi Rey</w:t>
-      </w:r>
-    </w:p>
-    <w:p>
-      <w:pPr>
-        <w:pStyle w:val="Normal"/>
-        <w:rPr>
-          <w:b w:val="false"/>
-          <w:b w:val="false"/>
-          <w:bCs w:val="false"/>
-          <w:color w:val="auto"/>
-        </w:rPr>
-      </w:pPr>
-      <w:r>
-        <w:rPr>
-          <w:b w:val="false"/>
-          <w:bCs w:val="false"/>
-          <w:color w:val="auto"/>
-        </w:rPr>
-      </w:r>
-    </w:p>
-    <w:p>
-      <w:pPr>
-        <w:pStyle w:val="Normal"/>
-        <w:rPr>
-          <w:b w:val="false"/>
-          <w:b w:val="false"/>
-          <w:bCs w:val="false"/>
-          <w:color w:val="1C99E0"/>
-        </w:rPr>
-      </w:pPr>
-      <w:r>
-        <w:rPr>
-          <w:rFonts w:eastAsia="Courier 10 Pitch" w:cs="Consolas"/>
-          <w:b/>
-          <w:bCs w:val="false"/>
-          <w:color w:val="1C99E0"/>
-          <w:sz w:val="12"/>
-          <w:szCs w:val="12"/>
+          <w:sz w:val="13"/>
+          <w:szCs w:val="13"/>
         </w:rPr>
         <w:t>[Coro]</w:t>
       </w:r>
@@ -455,21 +432,20 @@
     <w:p>
       <w:pPr>
         <w:pStyle w:val="Normal"/>
-        <w:rPr>
-          <w:b w:val="false"/>
-          <w:b w:val="false"/>
-          <w:bCs w:val="false"/>
-          <w:color w:val="auto"/>
-        </w:rPr>
-      </w:pPr>
-      <w:r>
-        <w:rPr>
-          <w:rFonts w:eastAsia="Courier 10 Pitch" w:cs="Consolas"/>
-          <w:b w:val="false"/>
-          <w:bCs w:val="false"/>
-          <w:color w:val="auto"/>
-          <w:sz w:val="12"/>
-          <w:szCs w:val="12"/>
+        <w:spacing w:lineRule="auto" w:line="240"/>
+        <w:rPr>
+          <w:sz w:val="13"/>
+          <w:szCs w:val="13"/>
+        </w:rPr>
+      </w:pPr>
+      <w:r>
+        <w:rPr>
+          <w:rFonts w:eastAsia="Courier 10 Pitch" w:cs="Consolas"/>
+          <w:b w:val="false"/>
+          <w:bCs w:val="false"/>
+          <w:color w:val="auto"/>
+          <w:sz w:val="13"/>
+          <w:szCs w:val="13"/>
         </w:rPr>
         <w:t xml:space="preserve">                          </w:t>
       </w:r>
@@ -479,8 +455,8 @@
           <w:b w:val="false"/>
           <w:bCs w:val="false"/>
           <w:color w:val="auto"/>
-          <w:sz w:val="12"/>
-          <w:szCs w:val="12"/>
+          <w:sz w:val="13"/>
+          <w:szCs w:val="13"/>
         </w:rPr>
         <w:t>D   G</w:t>
       </w:r>
@@ -488,21 +464,20 @@
     <w:p>
       <w:pPr>
         <w:pStyle w:val="Normal"/>
-        <w:rPr>
-          <w:b w:val="false"/>
-          <w:b w:val="false"/>
-          <w:bCs w:val="false"/>
-          <w:color w:val="auto"/>
-        </w:rPr>
-      </w:pPr>
-      <w:r>
-        <w:rPr>
-          <w:rFonts w:eastAsia="Courier 10 Pitch" w:cs="Consolas"/>
-          <w:b w:val="false"/>
-          <w:bCs w:val="false"/>
-          <w:color w:val="auto"/>
-          <w:sz w:val="12"/>
-          <w:szCs w:val="12"/>
+        <w:spacing w:lineRule="auto" w:line="240"/>
+        <w:rPr>
+          <w:sz w:val="13"/>
+          <w:szCs w:val="13"/>
+        </w:rPr>
+      </w:pPr>
+      <w:r>
+        <w:rPr>
+          <w:rFonts w:eastAsia="Courier 10 Pitch" w:cs="Consolas"/>
+          <w:b w:val="false"/>
+          <w:bCs w:val="false"/>
+          <w:color w:val="auto"/>
+          <w:sz w:val="13"/>
+          <w:szCs w:val="13"/>
         </w:rPr>
         <w:t>el que me hace vibrar de gozo</w:t>
       </w:r>
@@ -510,21 +485,20 @@
     <w:p>
       <w:pPr>
         <w:pStyle w:val="Normal"/>
-        <w:rPr>
-          <w:b w:val="false"/>
-          <w:b w:val="false"/>
-          <w:bCs w:val="false"/>
-          <w:color w:val="auto"/>
-        </w:rPr>
-      </w:pPr>
-      <w:r>
-        <w:rPr>
-          <w:rFonts w:eastAsia="Courier 10 Pitch" w:cs="Consolas"/>
-          <w:b w:val="false"/>
-          <w:bCs w:val="false"/>
-          <w:color w:val="auto"/>
-          <w:sz w:val="12"/>
-          <w:szCs w:val="12"/>
+        <w:spacing w:lineRule="auto" w:line="240"/>
+        <w:rPr>
+          <w:sz w:val="13"/>
+          <w:szCs w:val="13"/>
+        </w:rPr>
+      </w:pPr>
+      <w:r>
+        <w:rPr>
+          <w:rFonts w:eastAsia="Courier 10 Pitch" w:cs="Consolas"/>
+          <w:b w:val="false"/>
+          <w:bCs w:val="false"/>
+          <w:color w:val="auto"/>
+          <w:sz w:val="13"/>
+          <w:szCs w:val="13"/>
         </w:rPr>
         <w:t xml:space="preserve">                 </w:t>
       </w:r>
@@ -534,8 +508,8 @@
           <w:b w:val="false"/>
           <w:bCs w:val="false"/>
           <w:color w:val="auto"/>
-          <w:sz w:val="12"/>
-          <w:szCs w:val="12"/>
+          <w:sz w:val="13"/>
+          <w:szCs w:val="13"/>
         </w:rPr>
         <w:t>D    G</w:t>
       </w:r>
@@ -543,21 +517,20 @@
     <w:p>
       <w:pPr>
         <w:pStyle w:val="Normal"/>
-        <w:rPr>
-          <w:b w:val="false"/>
-          <w:b w:val="false"/>
-          <w:bCs w:val="false"/>
-          <w:color w:val="auto"/>
-        </w:rPr>
-      </w:pPr>
-      <w:r>
-        <w:rPr>
-          <w:rFonts w:eastAsia="Courier 10 Pitch" w:cs="Consolas"/>
-          <w:b w:val="false"/>
-          <w:bCs w:val="false"/>
-          <w:color w:val="auto"/>
-          <w:sz w:val="12"/>
-          <w:szCs w:val="12"/>
+        <w:spacing w:lineRule="auto" w:line="240"/>
+        <w:rPr>
+          <w:sz w:val="13"/>
+          <w:szCs w:val="13"/>
+        </w:rPr>
+      </w:pPr>
+      <w:r>
+        <w:rPr>
+          <w:rFonts w:eastAsia="Courier 10 Pitch" w:cs="Consolas"/>
+          <w:b w:val="false"/>
+          <w:bCs w:val="false"/>
+          <w:color w:val="auto"/>
+          <w:sz w:val="13"/>
+          <w:szCs w:val="13"/>
         </w:rPr>
         <w:t>el que guía mis pasos</w:t>
       </w:r>
@@ -565,21 +538,20 @@
     <w:p>
       <w:pPr>
         <w:pStyle w:val="Normal"/>
-        <w:rPr>
-          <w:b w:val="false"/>
-          <w:b w:val="false"/>
-          <w:bCs w:val="false"/>
-          <w:color w:val="auto"/>
-        </w:rPr>
-      </w:pPr>
-      <w:r>
-        <w:rPr>
-          <w:rFonts w:eastAsia="Courier 10 Pitch" w:cs="Consolas"/>
-          <w:b w:val="false"/>
-          <w:bCs w:val="false"/>
-          <w:color w:val="auto"/>
-          <w:sz w:val="12"/>
-          <w:szCs w:val="12"/>
+        <w:spacing w:lineRule="auto" w:line="240"/>
+        <w:rPr>
+          <w:sz w:val="13"/>
+          <w:szCs w:val="13"/>
+        </w:rPr>
+      </w:pPr>
+      <w:r>
+        <w:rPr>
+          <w:rFonts w:eastAsia="Courier 10 Pitch" w:cs="Consolas"/>
+          <w:b w:val="false"/>
+          <w:bCs w:val="false"/>
+          <w:color w:val="auto"/>
+          <w:sz w:val="13"/>
+          <w:szCs w:val="13"/>
         </w:rPr>
         <w:t xml:space="preserve">                      </w:t>
       </w:r>
@@ -589,8 +561,8 @@
           <w:b w:val="false"/>
           <w:bCs w:val="false"/>
           <w:color w:val="auto"/>
-          <w:sz w:val="12"/>
-          <w:szCs w:val="12"/>
+          <w:sz w:val="13"/>
+          <w:szCs w:val="13"/>
         </w:rPr>
         <w:t>D    G</w:t>
       </w:r>
@@ -598,21 +570,20 @@
     <w:p>
       <w:pPr>
         <w:pStyle w:val="Normal"/>
-        <w:rPr>
-          <w:b w:val="false"/>
-          <w:b w:val="false"/>
-          <w:bCs w:val="false"/>
-          <w:color w:val="auto"/>
-        </w:rPr>
-      </w:pPr>
-      <w:r>
-        <w:rPr>
-          <w:rFonts w:eastAsia="Courier 10 Pitch" w:cs="Consolas"/>
-          <w:b w:val="false"/>
-          <w:bCs w:val="false"/>
-          <w:color w:val="auto"/>
-          <w:sz w:val="12"/>
-          <w:szCs w:val="12"/>
+        <w:spacing w:lineRule="auto" w:line="240"/>
+        <w:rPr>
+          <w:sz w:val="13"/>
+          <w:szCs w:val="13"/>
+        </w:rPr>
+      </w:pPr>
+      <w:r>
+        <w:rPr>
+          <w:rFonts w:eastAsia="Courier 10 Pitch" w:cs="Consolas"/>
+          <w:b w:val="false"/>
+          <w:bCs w:val="false"/>
+          <w:color w:val="auto"/>
+          <w:sz w:val="13"/>
+          <w:szCs w:val="13"/>
         </w:rPr>
         <w:t>el que extiende sus brazos</w:t>
       </w:r>
@@ -620,21 +591,20 @@
     <w:p>
       <w:pPr>
         <w:pStyle w:val="Normal"/>
-        <w:rPr>
-          <w:b w:val="false"/>
-          <w:b w:val="false"/>
-          <w:bCs w:val="false"/>
-          <w:color w:val="auto"/>
-        </w:rPr>
-      </w:pPr>
-      <w:r>
-        <w:rPr>
-          <w:rFonts w:eastAsia="Courier 10 Pitch" w:cs="Consolas"/>
-          <w:b w:val="false"/>
-          <w:bCs w:val="false"/>
-          <w:color w:val="auto"/>
-          <w:sz w:val="12"/>
-          <w:szCs w:val="12"/>
+        <w:spacing w:lineRule="auto" w:line="240"/>
+        <w:rPr>
+          <w:sz w:val="13"/>
+          <w:szCs w:val="13"/>
+        </w:rPr>
+      </w:pPr>
+      <w:r>
+        <w:rPr>
+          <w:rFonts w:eastAsia="Courier 10 Pitch" w:cs="Consolas"/>
+          <w:b w:val="false"/>
+          <w:bCs w:val="false"/>
+          <w:color w:val="auto"/>
+          <w:sz w:val="13"/>
+          <w:szCs w:val="13"/>
         </w:rPr>
         <w:t xml:space="preserve">                   </w:t>
       </w:r>
@@ -644,8 +614,8 @@
           <w:b w:val="false"/>
           <w:bCs w:val="false"/>
           <w:color w:val="auto"/>
-          <w:sz w:val="12"/>
-          <w:szCs w:val="12"/>
+          <w:sz w:val="13"/>
+          <w:szCs w:val="13"/>
         </w:rPr>
         <w:t>D A  Bm</w:t>
       </w:r>
@@ -653,21 +623,20 @@
     <w:p>
       <w:pPr>
         <w:pStyle w:val="Normal"/>
-        <w:rPr>
-          <w:b w:val="false"/>
-          <w:b w:val="false"/>
-          <w:bCs w:val="false"/>
-          <w:color w:val="auto"/>
-        </w:rPr>
-      </w:pPr>
-      <w:r>
-        <w:rPr>
-          <w:rFonts w:eastAsia="Courier 10 Pitch" w:cs="Consolas"/>
-          <w:b w:val="false"/>
-          <w:bCs w:val="false"/>
-          <w:color w:val="auto"/>
-          <w:sz w:val="12"/>
-          <w:szCs w:val="12"/>
+        <w:spacing w:lineRule="auto" w:line="240"/>
+        <w:rPr>
+          <w:sz w:val="13"/>
+          <w:szCs w:val="13"/>
+        </w:rPr>
+      </w:pPr>
+      <w:r>
+        <w:rPr>
+          <w:rFonts w:eastAsia="Courier 10 Pitch" w:cs="Consolas"/>
+          <w:b w:val="false"/>
+          <w:bCs w:val="false"/>
+          <w:color w:val="auto"/>
+          <w:sz w:val="13"/>
+          <w:szCs w:val="13"/>
         </w:rPr>
         <w:t>El creador de los ci e los</w:t>
       </w:r>
@@ -675,51 +644,63 @@
     <w:p>
       <w:pPr>
         <w:pStyle w:val="Normal"/>
-        <w:rPr>
-          <w:b w:val="false"/>
-          <w:b w:val="false"/>
-          <w:bCs w:val="false"/>
-          <w:color w:val="auto"/>
-        </w:rPr>
-      </w:pPr>
-      <w:r>
-        <w:rPr>
-          <w:b w:val="false"/>
-          <w:bCs w:val="false"/>
-          <w:color w:val="auto"/>
-        </w:rPr>
-      </w:r>
-    </w:p>
-    <w:p>
-      <w:pPr>
-        <w:pStyle w:val="Normal"/>
-        <w:rPr>
-          <w:b w:val="false"/>
-          <w:b w:val="false"/>
-          <w:bCs w:val="false"/>
-          <w:color w:val="auto"/>
-        </w:rPr>
-      </w:pPr>
-      <w:r>
-        <w:rPr>
-          <w:b w:val="false"/>
-          <w:bCs w:val="false"/>
-          <w:color w:val="auto"/>
-        </w:rPr>
-      </w:r>
-    </w:p>
-    <w:p>
-      <w:pPr>
-        <w:pStyle w:val="Normal"/>
-        <w:rPr>
-          <w:b w:val="false"/>
-          <w:b w:val="false"/>
-          <w:bCs w:val="false"/>
-          <w:color w:val="auto"/>
-        </w:rPr>
-      </w:pPr>
-      <w:r>
-        <w:rPr/>
+        <w:spacing w:lineRule="auto" w:line="240"/>
+        <w:rPr>
+          <w:b w:val="false"/>
+          <w:b w:val="false"/>
+          <w:bCs w:val="false"/>
+          <w:color w:val="auto"/>
+          <w:sz w:val="13"/>
+          <w:szCs w:val="13"/>
+        </w:rPr>
+      </w:pPr>
+      <w:r>
+        <w:rPr>
+          <w:b w:val="false"/>
+          <w:bCs w:val="false"/>
+          <w:color w:val="auto"/>
+          <w:sz w:val="13"/>
+          <w:szCs w:val="13"/>
+        </w:rPr>
+      </w:r>
+    </w:p>
+    <w:p>
+      <w:pPr>
+        <w:pStyle w:val="Normal"/>
+        <w:spacing w:lineRule="auto" w:line="240"/>
+        <w:rPr>
+          <w:b w:val="false"/>
+          <w:b w:val="false"/>
+          <w:bCs w:val="false"/>
+          <w:color w:val="auto"/>
+          <w:sz w:val="13"/>
+          <w:szCs w:val="13"/>
+        </w:rPr>
+      </w:pPr>
+      <w:r>
+        <w:rPr>
+          <w:b w:val="false"/>
+          <w:bCs w:val="false"/>
+          <w:color w:val="auto"/>
+          <w:sz w:val="13"/>
+          <w:szCs w:val="13"/>
+        </w:rPr>
+      </w:r>
+    </w:p>
+    <w:p>
+      <w:pPr>
+        <w:pStyle w:val="Normal"/>
+        <w:spacing w:lineRule="auto" w:line="240"/>
+        <w:rPr>
+          <w:sz w:val="13"/>
+          <w:szCs w:val="13"/>
+        </w:rPr>
+      </w:pPr>
+      <w:r>
+        <w:rPr>
+          <w:sz w:val="13"/>
+          <w:szCs w:val="13"/>
+        </w:rPr>
       </w:r>
     </w:p>
     <w:sectPr>
@@ -1007,7 +988,7 @@
     <w:pPr>
       <w:widowControl/>
       <w:suppressAutoHyphens w:val="true"/>
-      <w:overflowPunct w:val="false"/>
+      <w:overflowPunct w:val="true"/>
       <w:bidi w:val="0"/>
       <w:spacing w:before="0" w:after="0"/>
       <w:jc w:val="left"/>

--- a/Acordes domingo/wachin/El Señor es mi Rey (Cm Capo 1)(Facil) - Tony Perez.docx
+++ b/Acordes domingo/wachin/El Señor es mi Rey (Cm Capo 1)(Facil) - Tony Perez.docx
@@ -276,7 +276,7 @@
           <w:sz w:val="13"/>
           <w:szCs w:val="13"/>
         </w:rPr>
-        <w:t>[Verso x2]</w:t>
+        <w:t>[Verso]</w:t>
       </w:r>
     </w:p>
     <w:p>
@@ -697,10 +697,7 @@
         </w:rPr>
       </w:pPr>
       <w:r>
-        <w:rPr>
-          <w:sz w:val="13"/>
-          <w:szCs w:val="13"/>
-        </w:rPr>
+        <w:rPr/>
       </w:r>
     </w:p>
     <w:sectPr>
@@ -988,7 +985,7 @@
     <w:pPr>
       <w:widowControl/>
       <w:suppressAutoHyphens w:val="true"/>
-      <w:overflowPunct w:val="true"/>
+      <w:overflowPunct w:val="false"/>
       <w:bidi w:val="0"/>
       <w:spacing w:before="0" w:after="0"/>
       <w:jc w:val="left"/>
